--- a/apps/web/templates/dar-template.docx
+++ b/apps/web/templates/dar-template.docx
@@ -2,7 +2,7 @@
 <file path=word/document.xml><?xml version="1.0" encoding="utf-8"?>
 <w:document xmlns:mc="http://schemas.openxmlformats.org/markup-compatibility/2006" xmlns:o="urn:schemas-microsoft-com:office:office" xmlns:r="http://schemas.openxmlformats.org/officeDocument/2006/relationships" xmlns:m="http://schemas.openxmlformats.org/officeDocument/2006/math" xmlns:v="urn:schemas-microsoft-com:vml" xmlns:wp="http://schemas.openxmlformats.org/drawingml/2006/wordprocessingDrawing" xmlns:w10="urn:schemas-microsoft-com:office:word" xmlns:w="http://schemas.openxmlformats.org/wordprocessingml/2006/main" xmlns:wne="http://schemas.microsoft.com/office/word/2006/wordml" xmlns:sl="http://schemas.openxmlformats.org/schemaLibrary/2006/main" xmlns:a="http://schemas.openxmlformats.org/drawingml/2006/main" xmlns:pic="http://schemas.openxmlformats.org/drawingml/2006/picture" xmlns:c="http://schemas.openxmlformats.org/drawingml/2006/chart" xmlns:lc="http://schemas.openxmlformats.org/drawingml/2006/lockedCanvas" xmlns:dgm="http://schemas.openxmlformats.org/drawingml/2006/diagram" xmlns:wps="http://schemas.microsoft.com/office/word/2010/wordprocessingShape" xmlns:wpg="http://schemas.microsoft.com/office/word/2010/wordprocessingGroup" xmlns:w14="http://schemas.microsoft.com/office/word/2010/wordml" xmlns:w15="http://schemas.microsoft.com/office/word/2012/wordml" xmlns:w16="http://schemas.microsoft.com/office/word/2018/wordml" xmlns:w16cex="http://schemas.microsoft.com/office/word/2018/wordml/cex" xmlns:w16cid="http://schemas.microsoft.com/office/word/2016/wordml/cid" xmlns="http://schemas.microsoft.com/office/tasks/2019/documenttasks" xmlns:cr="http://schemas.microsoft.com/office/comments/2020/reactions">
   <w:body>
-    <w:bookmarkStart w:colFirst="0" w:colLast="0" w:name="bookmark=id.12hf2bnnnm0p" w:id="0"/>
+    <w:bookmarkStart w:colFirst="0" w:colLast="0" w:name="hzgg85fu7t2h" w:id="0"/>
     <w:bookmarkEnd w:id="0"/>
     <w:p>
       <w:pPr>
@@ -76,7 +76,7 @@
                 <wp:extent cx="8229600" cy="5429250"/>
                 <wp:effectExtent b="0" l="0" r="0" t="0"/>
                 <wp:wrapNone/>
-                <wp:docPr id="3" name=""/>
+                <wp:docPr id="1" name=""/>
                 <a:graphic>
                   <a:graphicData uri="http://schemas.microsoft.com/office/word/2010/wordprocessingGroup">
                     <wpg:wgp>
@@ -305,7 +305,7 @@
                                     <a:xfrm>
                                       <a:off x="1231200" y="1065375"/>
                                       <a:ext cx="8229600" cy="5429250"/>
-                                      <a:chOff x="0" y="0"/>
+                                      <a:chOff x="1231200" y="1065375"/>
                                       <a:chExt cx="8229600" cy="5429250"/>
                                     </a:xfrm>
                                   </wpg:grpSpPr>
@@ -314,7 +314,7 @@
                                     <wps:cNvPr id="13" name="Shape 13"/>
                                     <wps:spPr>
                                       <a:xfrm>
-                                        <a:off x="0" y="0"/>
+                                        <a:off x="1231200" y="1065375"/>
                                         <a:ext cx="8229600" cy="5429250"/>
                                       </a:xfrm>
                                       <a:prstGeom prst="rect">
@@ -341,68 +341,111 @@
                                       <a:noAutofit/>
                                     </wps:bodyPr>
                                   </wps:wsp>
-                                  <pic:pic>
-                                    <pic:nvPicPr>
-                                      <pic:cNvPr id="14" name="Shape 14"/>
-                                      <pic:cNvPicPr preferRelativeResize="0"/>
-                                    </pic:nvPicPr>
-                                    <pic:blipFill rotWithShape="1">
-                                      <a:blip r:embed="rId7">
-                                        <a:alphaModFix/>
-                                      </a:blip>
-                                      <a:srcRect b="0" l="0" r="0" t="0"/>
-                                      <a:stretch/>
-                                    </pic:blipFill>
-                                    <pic:spPr>
+                                  <wpg:grpSp>
+                                    <wpg:cNvGrpSpPr/>
+                                    <wpg:grpSpPr>
                                       <a:xfrm>
-                                        <a:off x="0" y="0"/>
+                                        <a:off x="1231200" y="1065375"/>
                                         <a:ext cx="8229600" cy="5429250"/>
+                                        <a:chOff x="0" y="0"/>
+                                        <a:chExt cx="8229600" cy="5429250"/>
                                       </a:xfrm>
-                                      <a:prstGeom prst="rect">
-                                        <a:avLst/>
-                                      </a:prstGeom>
-                                      <a:noFill/>
-                                      <a:ln>
+                                    </wpg:grpSpPr>
+                                    <wps:wsp>
+                                      <wps:cNvSpPr/>
+                                      <wps:cNvPr id="15" name="Shape 15"/>
+                                      <wps:spPr>
+                                        <a:xfrm>
+                                          <a:off x="0" y="0"/>
+                                          <a:ext cx="8229600" cy="5429250"/>
+                                        </a:xfrm>
+                                        <a:prstGeom prst="rect">
+                                          <a:avLst/>
+                                        </a:prstGeom>
                                         <a:noFill/>
-                                      </a:ln>
-                                    </pic:spPr>
-                                  </pic:pic>
-                                  <wps:wsp>
-                                    <wps:cNvSpPr/>
-                                    <wps:cNvPr id="15" name="Shape 15"/>
-                                    <wps:spPr>
-                                      <a:xfrm>
-                                        <a:off x="0" y="193674"/>
-                                        <a:ext cx="8229600" cy="1270"/>
-                                      </a:xfrm>
-                                      <a:custGeom>
-                                        <a:rect b="b" l="l" r="r" t="t"/>
-                                        <a:pathLst>
-                                          <a:path extrusionOk="0" h="120000" w="8229600">
-                                            <a:moveTo>
-                                              <a:pt x="0" y="0"/>
-                                            </a:moveTo>
-                                            <a:lnTo>
-                                              <a:pt x="8229600" y="0"/>
-                                            </a:lnTo>
-                                          </a:path>
-                                        </a:pathLst>
-                                      </a:custGeom>
-                                      <a:noFill/>
-                                      <a:ln cap="flat" cmpd="sng" w="12700">
-                                        <a:solidFill>
-                                          <a:srgbClr val="4E81BD"/>
-                                        </a:solidFill>
-                                        <a:prstDash val="solid"/>
-                                        <a:round/>
-                                        <a:headEnd len="sm" w="sm" type="none"/>
-                                        <a:tailEnd len="sm" w="sm" type="none"/>
-                                      </a:ln>
-                                    </wps:spPr>
-                                    <wps:bodyPr anchorCtr="0" anchor="ctr" bIns="91425" lIns="91425" spcFirstLastPara="1" rIns="91425" wrap="square" tIns="91425">
-                                      <a:noAutofit/>
-                                    </wps:bodyPr>
-                                  </wps:wsp>
+                                        <a:ln>
+                                          <a:noFill/>
+                                        </a:ln>
+                                      </wps:spPr>
+                                      <wps:txbx>
+                                        <w:txbxContent>
+                                          <w:p>
+                                            <w:pPr>
+                                              <w:spacing w:after="0" w:before="0" w:line="240"/>
+                                              <w:ind w:left="0" w:right="0" w:firstLine="0"/>
+                                              <w:jc w:val="left"/>
+                                              <w:textDirection w:val="btLr"/>
+                                            </w:pPr>
+                                          </w:p>
+                                        </w:txbxContent>
+                                      </wps:txbx>
+                                      <wps:bodyPr anchorCtr="0" anchor="ctr" bIns="91425" lIns="91425" spcFirstLastPara="1" rIns="91425" wrap="square" tIns="91425">
+                                        <a:noAutofit/>
+                                      </wps:bodyPr>
+                                    </wps:wsp>
+                                    <pic:pic>
+                                      <pic:nvPicPr>
+                                        <pic:cNvPr id="16" name="Shape 16"/>
+                                        <pic:cNvPicPr preferRelativeResize="0"/>
+                                      </pic:nvPicPr>
+                                      <pic:blipFill rotWithShape="1">
+                                        <a:blip r:embed="rId6">
+                                          <a:alphaModFix/>
+                                        </a:blip>
+                                        <a:srcRect b="0" l="0" r="0" t="0"/>
+                                        <a:stretch/>
+                                      </pic:blipFill>
+                                      <pic:spPr>
+                                        <a:xfrm>
+                                          <a:off x="0" y="0"/>
+                                          <a:ext cx="8229600" cy="5429250"/>
+                                        </a:xfrm>
+                                        <a:prstGeom prst="rect">
+                                          <a:avLst/>
+                                        </a:prstGeom>
+                                        <a:noFill/>
+                                        <a:ln>
+                                          <a:noFill/>
+                                        </a:ln>
+                                      </pic:spPr>
+                                    </pic:pic>
+                                    <wps:wsp>
+                                      <wps:cNvSpPr/>
+                                      <wps:cNvPr id="17" name="Shape 17"/>
+                                      <wps:spPr>
+                                        <a:xfrm>
+                                          <a:off x="0" y="193674"/>
+                                          <a:ext cx="8229600" cy="1270"/>
+                                        </a:xfrm>
+                                        <a:custGeom>
+                                          <a:rect b="b" l="l" r="r" t="t"/>
+                                          <a:pathLst>
+                                            <a:path extrusionOk="0" h="120000" w="8229600">
+                                              <a:moveTo>
+                                                <a:pt x="0" y="0"/>
+                                              </a:moveTo>
+                                              <a:lnTo>
+                                                <a:pt x="8229600" y="0"/>
+                                              </a:lnTo>
+                                            </a:path>
+                                          </a:pathLst>
+                                        </a:custGeom>
+                                        <a:noFill/>
+                                        <a:ln cap="flat" cmpd="sng" w="12700">
+                                          <a:solidFill>
+                                            <a:srgbClr val="4E81BD"/>
+                                          </a:solidFill>
+                                          <a:prstDash val="solid"/>
+                                          <a:round/>
+                                          <a:headEnd len="sm" w="sm" type="none"/>
+                                          <a:tailEnd len="sm" w="sm" type="none"/>
+                                        </a:ln>
+                                      </wps:spPr>
+                                      <wps:bodyPr anchorCtr="0" anchor="ctr" bIns="91425" lIns="91425" spcFirstLastPara="1" rIns="91425" wrap="square" tIns="91425">
+                                        <a:noAutofit/>
+                                      </wps:bodyPr>
+                                    </wps:wsp>
+                                  </wpg:grpSp>
                                 </wpg:grpSp>
                               </wpg:grpSp>
                             </wpg:grpSp>
@@ -428,7 +471,7 @@
                 <wp:extent cx="8229600" cy="5429250"/>
                 <wp:effectExtent b="0" l="0" r="0" t="0"/>
                 <wp:wrapNone/>
-                <wp:docPr id="3" name="image1.png"/>
+                <wp:docPr id="1" name="image1.png"/>
                 <a:graphic>
                   <a:graphicData uri="http://schemas.openxmlformats.org/drawingml/2006/picture">
                     <pic:pic>
@@ -437,7 +480,7 @@
                         <pic:cNvPicPr preferRelativeResize="0"/>
                       </pic:nvPicPr>
                       <pic:blipFill>
-                        <a:blip r:embed="rId8"/>
+                        <a:blip r:embed="rId7"/>
                         <a:srcRect/>
                         <a:stretch>
                           <a:fillRect/>
@@ -667,68 +710,6 @@
             </w:r>
             <w:r>
               <w:rPr>
-                <w:rFonts w:ascii="Cambria" w:cs="Cambria" w:eastAsia="Cambria" w:hAnsi="Cambria"/>
-                <w:u w:val="single"/>
-                <w:rtl w:val="0"/>
-              </w:rPr>
-              <w:t xml:space="preserve"/>
-            </w:r>
-            <w:r>
-              <w:rPr>
-                <w:rFonts w:ascii="Cambria" w:cs="Cambria" w:eastAsia="Cambria" w:hAnsi="Cambria"/>
-                <w:b w:val="0"/>
-                <w:bCs w:val="0"/>
-                <w:i w:val="0"/>
-                <w:iCs w:val="0"/>
-                <w:smallCaps w:val="0"/>
-                <w:strike w:val="0"/>
-                <w:color w:val="000000"/>
-                <w:sz w:val="22"/>
-                <w:szCs w:val="22"/>
-                <w:u w:val="single"/>
-                <w:shd w:fill="auto" w:val="clear"/>
-                <w:vertAlign w:val="baseline"/>
-                <w:rtl w:val="0"/>
-              </w:rPr>
-              <w:t xml:space="preserve"/>
-            </w:r>
-            <w:r>
-              <w:rPr>
-                <w:rFonts w:ascii="Cambria" w:cs="Cambria" w:eastAsia="Cambria" w:hAnsi="Cambria"/>
-                <w:u w:val="single"/>
-                <w:rtl w:val="0"/>
-              </w:rPr>
-              <w:t xml:space="preserve"/>
-            </w:r>
-            <w:r>
-              <w:rPr>
-                <w:rFonts w:ascii="Cambria" w:cs="Cambria" w:eastAsia="Cambria" w:hAnsi="Cambria"/>
-                <w:b w:val="0"/>
-                <w:bCs w:val="0"/>
-                <w:i w:val="0"/>
-                <w:iCs w:val="0"/>
-                <w:smallCaps w:val="0"/>
-                <w:strike w:val="0"/>
-                <w:color w:val="000000"/>
-                <w:sz w:val="22"/>
-                <w:szCs w:val="22"/>
-                <w:u w:val="single"/>
-                <w:shd w:fill="auto" w:val="clear"/>
-                <w:vertAlign w:val="baseline"/>
-                <w:rtl w:val="0"/>
-              </w:rPr>
-              <w:t xml:space="preserve"/>
-            </w:r>
-            <w:r>
-              <w:rPr>
-                <w:rFonts w:ascii="Cambria" w:cs="Cambria" w:eastAsia="Cambria" w:hAnsi="Cambria"/>
-                <w:u w:val="single"/>
-                <w:rtl w:val="0"/>
-              </w:rPr>
-              <w:t xml:space="preserve"/>
-            </w:r>
-            <w:r>
-              <w:rPr>
                 <w:rtl w:val="0"/>
               </w:rPr>
             </w:r>
@@ -1105,14 +1086,14 @@
       <w:tblGrid>
         <w:gridCol w:w="2370"/>
         <w:gridCol w:w="3150"/>
-        <w:gridCol w:w="2055"/>
-        <w:gridCol w:w="5580"/>
+        <w:gridCol w:w="2505"/>
+        <w:gridCol w:w="5130"/>
         <w:tblGridChange w:id="0">
           <w:tblGrid>
             <w:gridCol w:w="2370"/>
             <w:gridCol w:w="3150"/>
-            <w:gridCol w:w="2055"/>
-            <w:gridCol w:w="5580"/>
+            <w:gridCol w:w="2505"/>
+            <w:gridCol w:w="5130"/>
           </w:tblGrid>
         </w:tblGridChange>
       </w:tblGrid>
@@ -1125,6 +1106,13 @@
         <w:tc>
           <w:tcPr>
             <w:shd w:fill="17365c" w:val="clear"/>
+            <w:tcMar>
+              <w:top w:w="144.0" w:type="dxa"/>
+              <w:left w:w="144.0" w:type="dxa"/>
+              <w:bottom w:w="144.0" w:type="dxa"/>
+              <w:right w:w="144.0" w:type="dxa"/>
+            </w:tcMar>
+            <w:vAlign w:val="center"/>
           </w:tcPr>
           <w:p>
             <w:pPr>
@@ -1187,6 +1175,13 @@
         <w:tc>
           <w:tcPr>
             <w:shd w:fill="17365c" w:val="clear"/>
+            <w:tcMar>
+              <w:top w:w="144.0" w:type="dxa"/>
+              <w:left w:w="144.0" w:type="dxa"/>
+              <w:bottom w:w="144.0" w:type="dxa"/>
+              <w:right w:w="144.0" w:type="dxa"/>
+            </w:tcMar>
+            <w:vAlign w:val="center"/>
           </w:tcPr>
           <w:p>
             <w:pPr>
@@ -1249,6 +1244,13 @@
         <w:tc>
           <w:tcPr>
             <w:shd w:fill="17365c" w:val="clear"/>
+            <w:tcMar>
+              <w:top w:w="144.0" w:type="dxa"/>
+              <w:left w:w="144.0" w:type="dxa"/>
+              <w:bottom w:w="144.0" w:type="dxa"/>
+              <w:right w:w="144.0" w:type="dxa"/>
+            </w:tcMar>
+            <w:vAlign w:val="center"/>
           </w:tcPr>
           <w:p>
             <w:pPr>
@@ -1406,6 +1408,13 @@
         <w:tc>
           <w:tcPr>
             <w:shd w:fill="17365c" w:val="clear"/>
+            <w:tcMar>
+              <w:top w:w="144.0" w:type="dxa"/>
+              <w:left w:w="144.0" w:type="dxa"/>
+              <w:bottom w:w="144.0" w:type="dxa"/>
+              <w:right w:w="144.0" w:type="dxa"/>
+            </w:tcMar>
+            <w:vAlign w:val="center"/>
           </w:tcPr>
           <w:p>
             <w:pPr>
@@ -1472,7 +1481,15 @@
           <w:tblHeader w:val="0"/>
         </w:trPr>
         <w:tc>
-          <w:tcPr/>
+          <w:tcPr>
+            <w:tcMar>
+              <w:top w:w="144.0" w:type="dxa"/>
+              <w:left w:w="144.0" w:type="dxa"/>
+              <w:bottom w:w="144.0" w:type="dxa"/>
+              <w:right w:w="144.0" w:type="dxa"/>
+            </w:tcMar>
+            <w:vAlign w:val="center"/>
+          </w:tcPr>
           <w:p>
             <w:pPr>
               <w:jc w:val="center"/>
@@ -1494,10 +1511,18 @@
           </w:p>
         </w:tc>
         <w:tc>
-          <w:tcPr/>
+          <w:tcPr>
+            <w:tcMar>
+              <w:top w:w="144.0" w:type="dxa"/>
+              <w:left w:w="144.0" w:type="dxa"/>
+              <w:bottom w:w="144.0" w:type="dxa"/>
+              <w:right w:w="144.0" w:type="dxa"/>
+            </w:tcMar>
+            <w:vAlign w:val="center"/>
+          </w:tcPr>
           <w:p>
             <w:pPr>
-              <w:jc w:val="center"/>
+              <w:jc w:val="both"/>
               <w:rPr>
                 <w:sz w:val="24"/>
                 <w:szCs w:val="24"/>
@@ -1515,11 +1540,29 @@
               <w:rPr>
                 <w:rtl w:val="0"/>
               </w:rPr>
+              <w:br w:type="textWrapping"/>
+              <w:br w:type="textWrapping"/>
+            </w:r>
+            <w:r>
+              <w:rPr>
+                <w:sz w:val="24"/>
+                <w:szCs w:val="24"/>
+                <w:rtl w:val="0"/>
+              </w:rPr>
+              <w:t xml:space="preserve"/>
             </w:r>
           </w:p>
         </w:tc>
         <w:tc>
-          <w:tcPr/>
+          <w:tcPr>
+            <w:tcMar>
+              <w:top w:w="144.0" w:type="dxa"/>
+              <w:left w:w="144.0" w:type="dxa"/>
+              <w:bottom w:w="144.0" w:type="dxa"/>
+              <w:right w:w="144.0" w:type="dxa"/>
+            </w:tcMar>
+            <w:vAlign w:val="center"/>
+          </w:tcPr>
           <w:p>
             <w:pPr>
               <w:ind w:left="10" w:firstLine="0"/>
@@ -1556,12 +1599,20 @@
           </w:p>
         </w:tc>
         <w:tc>
-          <w:tcPr/>
+          <w:tcPr>
+            <w:tcMar>
+              <w:top w:w="144.0" w:type="dxa"/>
+              <w:left w:w="144.0" w:type="dxa"/>
+              <w:bottom w:w="144.0" w:type="dxa"/>
+              <w:right w:w="144.0" w:type="dxa"/>
+            </w:tcMar>
+            <w:vAlign w:val="center"/>
+          </w:tcPr>
           <w:p>
             <w:pPr>
               <w:spacing w:before="240" w:lineRule="auto"/>
               <w:ind w:left="0" w:firstLine="0"/>
-              <w:jc w:val="center"/>
+              <w:jc w:val="both"/>
               <w:rPr>
                 <w:sz w:val="24"/>
                 <w:szCs w:val="24"/>
@@ -1590,7 +1641,7 @@
       </w:r>
     </w:p>
     <w:sectPr>
-      <w:headerReference r:id="rId9" w:type="default"/>
+      <w:headerReference r:id="rId8" w:type="default"/>
       <w:pgSz w:h="12240" w:w="15840" w:orient="landscape"/>
       <w:pgMar w:bottom="280" w:top="1440" w:left="1080" w:right="1080" w:header="758" w:footer="0"/>
       <w:pgNumType w:start="1"/>
@@ -1648,13 +1699,9 @@
         <w:u w:val="none"/>
         <w:shd w:fill="auto" w:val="clear"/>
         <w:vertAlign w:val="baseline"/>
-      </w:rPr>
-      <w:t>DAR v2</w:t>
-    </w:r>
-    <w:r>
-      <w:rPr>
         <w:rtl w:val="0"/>
       </w:rPr>
+      <w:t xml:space="preserve">DAR v2</w:t>
     </w:r>
   </w:p>
 </w:hdr>
@@ -1812,46 +1859,6 @@
       <w:sz w:val="72"/>
       <w:szCs w:val="72"/>
     </w:rPr>
-  </w:style>
-  <w:style w:type="table" w:styleId="TableNormal" w:default="1">
-    <w:name w:val="TableNormal"/>
-    <w:tblPr>
-      <w:tblCellMar>
-        <w:top w:w="100.0" w:type="dxa"/>
-        <w:left w:w="100.0" w:type="dxa"/>
-        <w:bottom w:w="100.0" w:type="dxa"/>
-        <w:right w:w="100.0" w:type="dxa"/>
-      </w:tblCellMar>
-    </w:tblPr>
-  </w:style>
-  <w:style w:type="paragraph" w:styleId="Normal" w:default="1">
-    <w:name w:val="normal"/>
-  </w:style>
-  <w:style w:type="table" w:styleId="Table1">
-    <w:basedOn w:val="TableNormal"/>
-    <w:tblPr>
-      <w:tblStyleRowBandSize w:val="1"/>
-      <w:tblStyleColBandSize w:val="1"/>
-      <w:tblCellMar>
-        <w:top w:w="0.0" w:type="dxa"/>
-        <w:left w:w="0.0" w:type="dxa"/>
-        <w:bottom w:w="0.0" w:type="dxa"/>
-        <w:right w:w="0.0" w:type="dxa"/>
-      </w:tblCellMar>
-    </w:tblPr>
-  </w:style>
-  <w:style w:type="table" w:styleId="Table2">
-    <w:basedOn w:val="TableNormal"/>
-    <w:tblPr>
-      <w:tblStyleRowBandSize w:val="1"/>
-      <w:tblStyleColBandSize w:val="1"/>
-      <w:tblCellMar>
-        <w:top w:w="0.0" w:type="dxa"/>
-        <w:left w:w="0.0" w:type="dxa"/>
-        <w:bottom w:w="0.0" w:type="dxa"/>
-        <w:right w:w="0.0" w:type="dxa"/>
-      </w:tblCellMar>
-    </w:tblPr>
   </w:style>
   <w:style w:type="paragraph" w:styleId="Subtitle">
     <w:name w:val="Subtitle"/>
@@ -2219,19 +2226,4 @@
   </a:objectDefaults>
   <a:extraClrSchemeLst/>
 </a:theme>
-</file>
-
-<file path=customXML/item1.xml><?xml version="1.0" encoding="utf-8"?>
-<go:gDocsCustomXmlDataStorage xmlns:go="http://customooxmlschemas.google.com/" xmlns:r="http://schemas.openxmlformats.org/officeDocument/2006/relationships" uri="GoogleDocsCustomDataVersion2">
-  <go:docsCustomData xmlns:go="http://customooxmlschemas.google.com/" roundtripDataSignature="AMtx7mjs0i2QMCkCOz95OYDuoffjvhHM6A==">CgMxLjAyD2lkLjEyaGYyYm5ubm0wcDgAciExNUlMdWh5Q0p2TzRPbllUb29JaUNXdjVVSGRBLWgzdFM=</go:docsCustomData>
-</go:gDocsCustomXmlDataStorage>
-</file>
-
-<file path=customXML/itemProps1.xml><?xml version="1.0" encoding="utf-8"?>
-<ds:datastoreItem xmlns:ds="http://schemas.openxmlformats.org/officeDocument/2006/customXml" ds:itemID="{11111111-1234-1234-1234-123412341234}">
-  <ds:schemaRefs>
-    <ds:schemaRef ds:uri="http://schemas.openxmlformats.org/officeDocument/2006/relationships"/>
-    <ds:schemaRef ds:uri="http://customooxmlschemas.google.com/"/>
-  </ds:schemaRefs>
-</ds:datastoreItem>
 </file>